--- a/reports/XH-YJ38-LJ-005-A0-底盘方通-插座_分析报告.docx
+++ b/reports/XH-YJ38-LJ-005-A0-底盘方通-插座_分析报告.docx
@@ -799,17 +799,18 @@
         <w:tblLook w:firstColumn="1" w:firstRow="1" w:lastColumn="0" w:lastRow="0" w:noHBand="0" w:noVBand="1" w:val="04A0"/>
       </w:tblPr>
       <w:tblGrid>
-        <w:gridCol w:w="1440"/>
-        <w:gridCol w:w="1440"/>
-        <w:gridCol w:w="1440"/>
-        <w:gridCol w:w="1440"/>
-        <w:gridCol w:w="1440"/>
-        <w:gridCol w:w="1440"/>
+        <w:gridCol w:w="1234"/>
+        <w:gridCol w:w="1234"/>
+        <w:gridCol w:w="1234"/>
+        <w:gridCol w:w="1234"/>
+        <w:gridCol w:w="1234"/>
+        <w:gridCol w:w="1234"/>
+        <w:gridCol w:w="1234"/>
       </w:tblGrid>
       <w:tr>
         <w:tc>
           <w:tcPr>
-            <w:tcW w:type="dxa" w:w="1440"/>
+            <w:tcW w:type="dxa" w:w="1234"/>
           </w:tcPr>
           <w:p>
             <w:r>
@@ -819,7 +820,7 @@
         </w:tc>
         <w:tc>
           <w:tcPr>
-            <w:tcW w:type="dxa" w:w="1440"/>
+            <w:tcW w:type="dxa" w:w="1234"/>
           </w:tcPr>
           <w:p>
             <w:r>
@@ -829,7 +830,7 @@
         </w:tc>
         <w:tc>
           <w:tcPr>
-            <w:tcW w:type="dxa" w:w="1440"/>
+            <w:tcW w:type="dxa" w:w="1234"/>
           </w:tcPr>
           <w:p>
             <w:r>
@@ -839,7 +840,7 @@
         </w:tc>
         <w:tc>
           <w:tcPr>
-            <w:tcW w:type="dxa" w:w="1440"/>
+            <w:tcW w:type="dxa" w:w="1234"/>
           </w:tcPr>
           <w:p>
             <w:r>
@@ -849,21 +850,31 @@
         </w:tc>
         <w:tc>
           <w:tcPr>
-            <w:tcW w:type="dxa" w:w="1440"/>
+            <w:tcW w:type="dxa" w:w="1234"/>
           </w:tcPr>
           <w:p>
             <w:r>
-              <w:t>轴位置</w:t>
+              <w:t>槽长(mm)</w:t>
             </w:r>
           </w:p>
         </w:tc>
         <w:tc>
           <w:tcPr>
-            <w:tcW w:type="dxa" w:w="1440"/>
+            <w:tcW w:type="dxa" w:w="1234"/>
           </w:tcPr>
           <w:p>
             <w:r>
-              <w:t>轴方向</w:t>
+              <w:t>槽宽(mm)</w:t>
+            </w:r>
+          </w:p>
+        </w:tc>
+        <w:tc>
+          <w:tcPr>
+            <w:tcW w:type="dxa" w:w="1234"/>
+          </w:tcPr>
+          <w:p>
+            <w:r>
+              <w:t>轴位置/备注</w:t>
             </w:r>
           </w:p>
         </w:tc>
@@ -871,7 +882,7 @@
       <w:tr>
         <w:tc>
           <w:tcPr>
-            <w:tcW w:type="dxa" w:w="1440"/>
+            <w:tcW w:type="dxa" w:w="1234"/>
           </w:tcPr>
           <w:p>
             <w:r>
@@ -881,7 +892,7 @@
         </w:tc>
         <w:tc>
           <w:tcPr>
-            <w:tcW w:type="dxa" w:w="1440"/>
+            <w:tcW w:type="dxa" w:w="1234"/>
           </w:tcPr>
           <w:p>
             <w:r>
@@ -891,7 +902,7 @@
         </w:tc>
         <w:tc>
           <w:tcPr>
-            <w:tcW w:type="dxa" w:w="1440"/>
+            <w:tcW w:type="dxa" w:w="1234"/>
           </w:tcPr>
           <w:p>
             <w:r>
@@ -901,7 +912,7 @@
         </w:tc>
         <w:tc>
           <w:tcPr>
-            <w:tcW w:type="dxa" w:w="1440"/>
+            <w:tcW w:type="dxa" w:w="1234"/>
           </w:tcPr>
           <w:p>
             <w:r>
@@ -911,21 +922,31 @@
         </w:tc>
         <w:tc>
           <w:tcPr>
-            <w:tcW w:type="dxa" w:w="1440"/>
+            <w:tcW w:type="dxa" w:w="1234"/>
           </w:tcPr>
           <w:p>
             <w:r>
-              <w:t>(431.970, -44.000, 69.000)</w:t>
+              <w:t>-</w:t>
             </w:r>
           </w:p>
         </w:tc>
         <w:tc>
           <w:tcPr>
-            <w:tcW w:type="dxa" w:w="1440"/>
+            <w:tcW w:type="dxa" w:w="1234"/>
           </w:tcPr>
           <w:p>
             <w:r>
-              <w:t>(0.000, 0.000, 1.000)</w:t>
+              <w:t>-</w:t>
+            </w:r>
+          </w:p>
+        </w:tc>
+        <w:tc>
+          <w:tcPr>
+            <w:tcW w:type="dxa" w:w="1234"/>
+          </w:tcPr>
+          <w:p>
+            <w:r>
+              <w:t>(431.970, -44.000, 69.000)</w:t>
             </w:r>
           </w:p>
         </w:tc>
